--- a/Collatio/13/1. Textos/1. Marcados/13-F.docx
+++ b/Collatio/13/1. Textos/1. Marcados/13-F.docx
@@ -3,107 +3,36 @@
 <w:document xmlns:wpc="http://schemas.microsoft.com/office/word/2010/wordprocessingCanvas" xmlns:cx="http://schemas.microsoft.com/office/drawing/2014/chartex" xmlns:cx1="http://schemas.microsoft.com/office/drawing/2015/9/8/chartex" xmlns:cx2="http://schemas.microsoft.com/office/drawing/2015/10/21/chartex" xmlns:cx3="http://schemas.microsoft.com/office/drawing/2016/5/9/chartex" xmlns:cx4="http://schemas.microsoft.com/office/drawing/2016/5/10/chartex" xmlns:cx5="http://schemas.microsoft.com/office/drawing/2016/5/11/chartex" xmlns:cx6="http://schemas.microsoft.com/office/drawing/2016/5/12/chartex" xmlns:cx7="http://schemas.microsoft.com/office/drawing/2016/5/13/chartex" xmlns:cx8="http://schemas.microsoft.com/office/drawing/2016/5/14/chartex" xmlns:mc="http://schemas.openxmlformats.org/markup-compatibility/2006" xmlns:aink="http://schemas.microsoft.com/office/drawing/2016/ink" xmlns:am3d="http://schemas.microsoft.com/office/drawing/2017/model3d" xmlns:o="urn:schemas-microsoft-com:office:office" xmlns:oel="http://schemas.microsoft.com/office/2019/extlst" xmlns:r="http://schemas.openxmlformats.org/officeDocument/2006/relationships" xmlns:m="http://schemas.openxmlformats.org/officeDocument/2006/math" xmlns:v="urn:schemas-microsoft-com:vml" xmlns:wp14="http://schemas.microsoft.com/office/word/2010/wordprocessingDrawing" xmlns:wp="http://schemas.openxmlformats.org/drawingml/2006/wordprocessingDrawing" xmlns:w10="urn:schemas-microsoft-com:office:word" xmlns:w="http://schemas.openxmlformats.org/wordprocessingml/2006/main" xmlns:w14="http://schemas.microsoft.com/office/word/2010/wordml" xmlns:w15="http://schemas.microsoft.com/office/word/2012/wordml" xmlns:w16cex="http://schemas.microsoft.com/office/word/2018/wordml/cex" xmlns:w16cid="http://schemas.microsoft.com/office/word/2016/wordml/cid" xmlns:w16="http://schemas.microsoft.com/office/word/2018/wordml" xmlns:w16du="http://schemas.microsoft.com/office/word/2023/wordml/word16du" xmlns:w16sdtdh="http://schemas.microsoft.com/office/word/2020/wordml/sdtdatahash" xmlns:w16sdtfl="http://schemas.microsoft.com/office/word/2024/wordml/sdtformatlock" xmlns:w16se="http://schemas.microsoft.com/office/word/2015/wordml/symex" xmlns:wpg="http://schemas.microsoft.com/office/word/2010/wordprocessingGroup" xmlns:wpi="http://schemas.microsoft.com/office/word/2010/wordprocessingInk" xmlns:wne="http://schemas.microsoft.com/office/word/2006/wordml" xmlns:wps="http://schemas.microsoft.com/office/word/2010/wordprocessingShape" mc:Ignorable="w14 w15 w16se w16cid w16 w16cex w16sdtdh w16sdtfl w16du wp14">
   <w:body>
     <w:p>
+      <w:pPr>
+        <w:rPr>
+          <w:rFonts w:ascii="Brill" w:hAnsi="Brill"/>
+        </w:rPr>
+      </w:pPr>
       <w:r>
         <w:rPr>
+          <w:rFonts w:ascii="Brill" w:hAnsi="Brill"/>
           <w:color w:val="FF0000"/>
         </w:rPr>
         <w:t xml:space="preserve">44r </w:t>
       </w:r>
       <w:r>
-        <w:t>Postul</w:t>
-      </w:r>
-      <w:r>
-        <w:t>avi</w:t>
-      </w:r>
-      <w:r>
-        <w:t>t auditor, et ait: Praeceptor mi Domine post Christi Domini nat</w:t>
-      </w:r>
-      <w:r>
-        <w:t>ivi</w:t>
-      </w:r>
-      <w:r>
-        <w:t xml:space="preserve">tatem ex Maria </w:t>
-      </w:r>
-      <w:r>
-        <w:t>V</w:t>
-      </w:r>
-      <w:r>
-        <w:t>irgine, quo pacto potuit accidere, ut adhec in</w:t>
-      </w:r>
-      <w:r>
-        <w:t xml:space="preserve"> vi</w:t>
-      </w:r>
-      <w:r>
-        <w:t>rginitate persisteret. Hoc inquit Magister, haud explicare poteram naturae discursu et ratione. Sed oportet te scire ipsum Dominum potentia sua effecisse, ut ex ea carnem sibi copularet, quin</w:t>
-      </w:r>
-      <w:r>
-        <w:t xml:space="preserve"> vi</w:t>
-      </w:r>
-      <w:r>
-        <w:t>olaretur et absque corruptione, quam in se persentisceret; simili tamen quodam id explicabo. Attende</w:t>
-      </w:r>
-      <w:r>
-        <w:t xml:space="preserve"> vi</w:t>
-      </w:r>
-      <w:r>
-        <w:t xml:space="preserve">treum poculum, quod fit </w:t>
+        <w:rPr>
+          <w:rFonts w:ascii="Brill" w:hAnsi="Brill"/>
+        </w:rPr>
+        <w:t xml:space="preserve">Postulavit auditor, et ait: Praeceptor mi Domine post Christi Domini nativitatem ex Maria Virgine, quo pacto potuit accidere, ut adhec in virginitate persisteret. Hoc inquit Magister, haud explicare poteram naturae discursu et ratione. Sed oportet te scire ipsum Dominum potentia sua effecisse, ut ex ea carnem sibi copularet, quin violaretur et absque corruptione, quam in se persentisceret; simili tamen quodam id explicabo. Attende vitreum poculum, quod fit </w:t>
       </w:r>
       <w:r>
         <w:rPr>
+          <w:rFonts w:ascii="Brill" w:hAnsi="Brill"/>
           <w:color w:val="FF0000"/>
         </w:rPr>
         <w:t xml:space="preserve">44v </w:t>
       </w:r>
       <w:r>
-        <w:t>ex</w:t>
-      </w:r>
-      <w:r>
-        <w:t xml:space="preserve"> vi</w:t>
-      </w:r>
-      <w:r>
-        <w:t>tro, quod natura sua spissum densumque est, ac proinde aquam s</w:t>
-      </w:r>
-      <w:r>
-        <w:t>ive vi</w:t>
-      </w:r>
-      <w:r>
-        <w:t>num infussum continere potest, ut neque ibidem absumatur, donec effundatur. Igitur</w:t>
-      </w:r>
-      <w:r>
-        <w:t xml:space="preserve"> vi</w:t>
-      </w:r>
-      <w:r>
-        <w:t>trium illud tam stipatum, et concretum natura sua, conspicaberis solari radio trans</w:t>
-      </w:r>
-      <w:r>
-        <w:t>v</w:t>
-      </w:r>
-      <w:r>
-        <w:t>erberatum et penetratum ulla absque fractione et corruptione. Et quemadmodum sol</w:t>
-      </w:r>
-      <w:r>
-        <w:t xml:space="preserve"> ve</w:t>
-      </w:r>
-      <w:r>
-        <w:t>rtitur, atque ab situ demutatur, ita radius facessit, remeatque qua per</w:t>
-      </w:r>
-      <w:r>
-        <w:t>v</w:t>
-      </w:r>
-      <w:r>
-        <w:t>asit pridem, relinquens</w:t>
-      </w:r>
-      <w:r>
-        <w:t xml:space="preserve"> vi</w:t>
-      </w:r>
-      <w:r>
-        <w:t xml:space="preserve">trum integrum, et illaesum atque prius fuerat. Huiusmodi contigit sanctissimae Mariae cum Christum Iesum concepit, ante et postquam peperit. Nec reperimus, qui aliam rationem efficatiorem reddat; totum enim stupendum miraculum fuit, quod se ipsomet placuit Deo edere in </w:t>
-      </w:r>
-      <w:r>
-        <w:t>V</w:t>
-      </w:r>
-      <w:r>
-        <w:t>irgine Beata Maria genitrice eius.</w:t>
+        <w:rPr>
+          <w:rFonts w:ascii="Brill" w:hAnsi="Brill"/>
+        </w:rPr>
+        <w:t>ex vitro, quod natura sua spissum densumque est, ac proinde aquam sive vinum infussum continere potest, ut neque ibidem absumatur, donec effundatur. Igitur vitrium illud tam stipatum, et concretum natura sua, conspicaberis solari radio transverberatum et penetratum ulla absque fractione et corruptione. Et quemadmodum sol vertitur, atque ab situ demutatur, ita radius facessit, remeatque qua pervasit pridem, relinquens vitrum integrum, et illaesum atque prius fuerat. Huiusmodi contigit sanctissimae Mariae cum Christum Iesum concepit, ante et postquam peperit. Nec reperimus, qui aliam rationem efficatiorem reddat; totum enim stupendum miraculum fuit, quod se ipsomet placuit Deo edere in Virgine Beata Maria genitrice eius.</w:t>
       </w:r>
     </w:p>
     <w:sectPr>
